--- a/por/docx/62.content.docx
+++ b/por/docx/62.content.docx
@@ -19,7 +19,7 @@
         <w:rPr>
           <w:lang w:val="pt_PT" w:bidi="pt_PT"/>
         </w:rPr>
-        <w:t>Resource: Notas de Estudo - Introduções aos Livros (Tyndale)</w:t>
+        <w:t>Resource: Tyndale Open Study Notes</w:t>
       </w:r>
       <w:r>
         <w:rPr>
@@ -112,7 +112,7 @@
         <w:rPr>
           <w:lang w:val="pt_PT" w:bidi="pt_PT"/>
         </w:rPr>
-        <w:t>Notas de Estudo - Introduções aos Livros (Tyndale)</w:t>
+        <w:t>Tyndale Open Study Notes</w:t>
       </w:r>
     </w:p>
     <w:p>

--- a/por/docx/62.content.docx
+++ b/por/docx/62.content.docx
@@ -19,7 +19,7 @@
         <w:rPr>
           <w:lang w:val="pt_PT" w:bidi="pt_PT"/>
         </w:rPr>
-        <w:t>Resource: Tyndale Open Study Notes</w:t>
+        <w:t>Resource: Aquifer Open Study Notes (Book Intros)</w:t>
       </w:r>
       <w:r>
         <w:rPr>
@@ -112,7 +112,7 @@
         <w:rPr>
           <w:lang w:val="pt_PT" w:bidi="pt_PT"/>
         </w:rPr>
-        <w:t>Tyndale Open Study Notes</w:t>
+        <w:t>Aquifer Open Study Notes (Book Intros)</w:t>
       </w:r>
     </w:p>
     <w:p>

--- a/por/docx/62.content.docx
+++ b/por/docx/62.content.docx
@@ -272,18 +272,12 @@
         </w:rPr>
         <w:t xml:space="preserve">Pouco depois disso, alguns membros da comunidade cristã saíram para formar um grupo rival. Esses rivais eram uma facção herética que promovia ensinamentos sobre Jesus Cristo contrários aos ensinamentos dos apóstolos. Esses ensinamentos mais tarde caracterizaram o Gnosticismo, como negar que Jesus era Deus em carne (veja </w:t>
       </w:r>
-      <w:hyperlink r:id="rId13">
-        <w:r>
-          <w:rPr>
-            <w:lang w:val="pt_PT" w:bidi="pt_PT"/>
-          </w:rPr>
-          <w:rPr>
-            <w:color w:val="0000EE"/>
-            <w:u w:val="single"/>
-          </w:rPr>
-          <w:t>4.1–3</w:t>
-        </w:r>
-      </w:hyperlink>
+      <w:r>
+        <w:rPr>
+          <w:lang w:val="pt_PT" w:bidi="pt_PT"/>
+        </w:rPr>
+        <w:t>4.1–3</w:t>
+      </w:r>
       <w:r>
         <w:rPr>
           <w:lang w:val="pt_PT" w:bidi="pt_PT"/>
@@ -304,18 +298,12 @@
         </w:rPr>
         <w:t>Ao deixar a comunhão dos apóstolos, esses rivais demonstraram que não pertenciam genuinamente à família de Deus (</w:t>
       </w:r>
-      <w:hyperlink r:id="rId14">
-        <w:r>
-          <w:rPr>
-            <w:lang w:val="pt_PT" w:bidi="pt_PT"/>
-          </w:rPr>
-          <w:rPr>
-            <w:color w:val="0000EE"/>
-            <w:u w:val="single"/>
-          </w:rPr>
-          <w:t>2.18–19</w:t>
-        </w:r>
-      </w:hyperlink>
+      <w:r>
+        <w:rPr>
+          <w:lang w:val="pt_PT" w:bidi="pt_PT"/>
+        </w:rPr>
+        <w:t>2.18–19</w:t>
+      </w:r>
       <w:r>
         <w:rPr>
           <w:lang w:val="pt_PT" w:bidi="pt_PT"/>
@@ -336,18 +324,12 @@
         </w:rPr>
         <w:t xml:space="preserve">João pode ter confrontado especificamente a forma de heresia promovida por Cerinto, que era líder de um grupo de cristãos com tendências gnósticas. Cerinto ensinava que Jesus não nasceu de uma virgem, mas era um ser humano normal nascido de José e Maria, sendo simplesmente mais justo, prudente e sábio do que outros homens. Ele também ensinava que, no batismo de Jesus, "o Cristo" desceu sobre ele na forma de uma pomba do Pai eterno. "O Cristo" então proclamou o Pai desconhecido e realizou milagres. Por fim, "o Cristo" se separou do homem "Jesus", e então Jesus (mas não "o Cristo") sofreu e morreu. "O Cristo" permaneceu intocado, já que era um ser espiritual. João pode estar refutando explicitamente a heresia de Cerinto ou de seus seguidores em </w:t>
       </w:r>
-      <w:hyperlink r:id="rId15">
-        <w:r>
-          <w:rPr>
-            <w:lang w:val="pt_PT" w:bidi="pt_PT"/>
-          </w:rPr>
-          <w:rPr>
-            <w:color w:val="0000EE"/>
-            <w:u w:val="single"/>
-          </w:rPr>
-          <w:t>5.5–8</w:t>
-        </w:r>
-      </w:hyperlink>
+      <w:r>
+        <w:rPr>
+          <w:lang w:val="pt_PT" w:bidi="pt_PT"/>
+        </w:rPr>
+        <w:t>5.5–8</w:t>
+      </w:r>
       <w:r>
         <w:rPr>
           <w:lang w:val="pt_PT" w:bidi="pt_PT"/>
@@ -368,18 +350,12 @@
         </w:rPr>
         <w:t xml:space="preserve">Esta primeira carta foi enviada às igrejas sob os cuidados de João (incluindo as igrejas mencionadas em </w:t>
       </w:r>
-      <w:hyperlink r:id="rId16">
-        <w:r>
-          <w:rPr>
-            <w:lang w:val="pt_PT" w:bidi="pt_PT"/>
-          </w:rPr>
-          <w:rPr>
-            <w:color w:val="0000EE"/>
-            <w:u w:val="single"/>
-          </w:rPr>
-          <w:t>Apocalipse 1.11</w:t>
-        </w:r>
-      </w:hyperlink>
+      <w:r>
+        <w:rPr>
+          <w:lang w:val="pt_PT" w:bidi="pt_PT"/>
+        </w:rPr>
+        <w:t>Apocalipse 1.11</w:t>
+      </w:r>
       <w:r>
         <w:rPr>
           <w:lang w:val="pt_PT" w:bidi="pt_PT"/>
@@ -584,36 +560,24 @@
         </w:rPr>
         <w:t xml:space="preserve">Alguns estudiosos sugeriram que um ancião cristão chamado João, mas não o apóstolo, foi o autor de 1–3 João (veja </w:t>
       </w:r>
-      <w:hyperlink r:id="rId17">
-        <w:r>
-          <w:rPr>
-            <w:lang w:val="pt_PT" w:bidi="pt_PT"/>
-          </w:rPr>
-          <w:rPr>
-            <w:color w:val="0000EE"/>
-            <w:u w:val="single"/>
-          </w:rPr>
-          <w:t>2Jo 1.1</w:t>
-        </w:r>
-      </w:hyperlink>
+      <w:r>
+        <w:rPr>
+          <w:lang w:val="pt_PT" w:bidi="pt_PT"/>
+        </w:rPr>
+        <w:t>2Jo 1.1</w:t>
+      </w:r>
       <w:r>
         <w:rPr>
           <w:lang w:val="pt_PT" w:bidi="pt_PT"/>
         </w:rPr>
         <w:t xml:space="preserve">; </w:t>
       </w:r>
-      <w:hyperlink r:id="rId18">
-        <w:r>
-          <w:rPr>
-            <w:lang w:val="pt_PT" w:bidi="pt_PT"/>
-          </w:rPr>
-          <w:rPr>
-            <w:color w:val="0000EE"/>
-            <w:u w:val="single"/>
-          </w:rPr>
-          <w:t>3Jo 1.1</w:t>
-        </w:r>
-      </w:hyperlink>
+      <w:r>
+        <w:rPr>
+          <w:lang w:val="pt_PT" w:bidi="pt_PT"/>
+        </w:rPr>
+        <w:t>3Jo 1.1</w:t>
+      </w:r>
       <w:r>
         <w:rPr>
           <w:lang w:val="pt_PT" w:bidi="pt_PT"/>
@@ -701,162 +665,108 @@
         </w:rPr>
         <w:t>A maioria dos estudiosos evangélicos acredita que João, o apóstolo, e João, o ancião, são a mesma pessoa. O estilo de escrita do Evangelho de João é inegavelmente semelhante ao dessas três cartas. O apóstolo João foi uma testemunha ocular de Jesus e um dos primeiros a segui-lo. No Evangelho de João, ele é chamado de “aquele a quem Jesus amava” (</w:t>
       </w:r>
-      <w:hyperlink r:id="rId19">
-        <w:r>
-          <w:rPr>
-            <w:lang w:val="pt_PT" w:bidi="pt_PT"/>
-          </w:rPr>
-          <w:rPr>
-            <w:color w:val="0000EE"/>
-            <w:u w:val="single"/>
-          </w:rPr>
-          <w:t>Jo 13.23</w:t>
-        </w:r>
-      </w:hyperlink>
+      <w:r>
+        <w:rPr>
+          <w:lang w:val="pt_PT" w:bidi="pt_PT"/>
+        </w:rPr>
+        <w:t>Jo 13.23</w:t>
+      </w:r>
       <w:r>
         <w:rPr>
           <w:lang w:val="pt_PT" w:bidi="pt_PT"/>
         </w:rPr>
         <w:t xml:space="preserve">; </w:t>
       </w:r>
-      <w:hyperlink r:id="rId20">
-        <w:r>
-          <w:rPr>
-            <w:lang w:val="pt_PT" w:bidi="pt_PT"/>
-          </w:rPr>
-          <w:rPr>
-            <w:color w:val="0000EE"/>
-            <w:u w:val="single"/>
-          </w:rPr>
-          <w:t>19.26</w:t>
-        </w:r>
-      </w:hyperlink>
+      <w:r>
+        <w:rPr>
+          <w:lang w:val="pt_PT" w:bidi="pt_PT"/>
+        </w:rPr>
+        <w:t>19.26</w:t>
+      </w:r>
       <w:r>
         <w:rPr>
           <w:lang w:val="pt_PT" w:bidi="pt_PT"/>
         </w:rPr>
         <w:t xml:space="preserve">; </w:t>
       </w:r>
-      <w:hyperlink r:id="rId21">
-        <w:r>
-          <w:rPr>
-            <w:lang w:val="pt_PT" w:bidi="pt_PT"/>
-          </w:rPr>
-          <w:rPr>
-            <w:color w:val="0000EE"/>
-            <w:u w:val="single"/>
-          </w:rPr>
-          <w:t>20.2</w:t>
-        </w:r>
-      </w:hyperlink>
+      <w:r>
+        <w:rPr>
+          <w:lang w:val="pt_PT" w:bidi="pt_PT"/>
+        </w:rPr>
+        <w:t>20.2</w:t>
+      </w:r>
       <w:r>
         <w:rPr>
           <w:lang w:val="pt_PT" w:bidi="pt_PT"/>
         </w:rPr>
         <w:t xml:space="preserve">; </w:t>
       </w:r>
-      <w:hyperlink r:id="rId22">
-        <w:r>
-          <w:rPr>
-            <w:lang w:val="pt_PT" w:bidi="pt_PT"/>
-          </w:rPr>
-          <w:rPr>
-            <w:color w:val="0000EE"/>
-            <w:u w:val="single"/>
-          </w:rPr>
-          <w:t>21.7</w:t>
-        </w:r>
-      </w:hyperlink>
+      <w:r>
+        <w:rPr>
+          <w:lang w:val="pt_PT" w:bidi="pt_PT"/>
+        </w:rPr>
+        <w:t>21.7</w:t>
+      </w:r>
       <w:r>
         <w:rPr>
           <w:lang w:val="pt_PT" w:bidi="pt_PT"/>
         </w:rPr>
         <w:t xml:space="preserve">, </w:t>
       </w:r>
-      <w:hyperlink r:id="rId23">
-        <w:r>
-          <w:rPr>
-            <w:lang w:val="pt_PT" w:bidi="pt_PT"/>
-          </w:rPr>
-          <w:rPr>
-            <w:color w:val="0000EE"/>
-            <w:u w:val="single"/>
-          </w:rPr>
-          <w:t>20</w:t>
-        </w:r>
-      </w:hyperlink>
+      <w:r>
+        <w:rPr>
+          <w:lang w:val="pt_PT" w:bidi="pt_PT"/>
+        </w:rPr>
+        <w:t>20</w:t>
+      </w:r>
       <w:r>
         <w:rPr>
           <w:lang w:val="pt_PT" w:bidi="pt_PT"/>
         </w:rPr>
         <w:t xml:space="preserve">). Ele foi um dos doze discípulos e um amigo muito próximo de Jesus. A afirmação do autor de ser uma testemunha ocular é tão forte nas cartas (veja </w:t>
       </w:r>
-      <w:hyperlink r:id="rId24">
-        <w:r>
-          <w:rPr>
-            <w:lang w:val="pt_PT" w:bidi="pt_PT"/>
-          </w:rPr>
-          <w:rPr>
-            <w:color w:val="0000EE"/>
-            <w:u w:val="single"/>
-          </w:rPr>
-          <w:t>1 João 1.1–4</w:t>
-        </w:r>
-      </w:hyperlink>
+      <w:r>
+        <w:rPr>
+          <w:lang w:val="pt_PT" w:bidi="pt_PT"/>
+        </w:rPr>
+        <w:t>1 João 1.1–4</w:t>
+      </w:r>
       <w:r>
         <w:rPr>
           <w:lang w:val="pt_PT" w:bidi="pt_PT"/>
         </w:rPr>
         <w:t>) quanto no Evangelho (</w:t>
       </w:r>
-      <w:hyperlink r:id="rId25">
-        <w:r>
-          <w:rPr>
-            <w:lang w:val="pt_PT" w:bidi="pt_PT"/>
-          </w:rPr>
-          <w:rPr>
-            <w:color w:val="0000EE"/>
-            <w:u w:val="single"/>
-          </w:rPr>
-          <w:t>João 1.14</w:t>
-        </w:r>
-      </w:hyperlink>
+      <w:r>
+        <w:rPr>
+          <w:lang w:val="pt_PT" w:bidi="pt_PT"/>
+        </w:rPr>
+        <w:t>João 1.14</w:t>
+      </w:r>
       <w:r>
         <w:rPr>
           <w:lang w:val="pt_PT" w:bidi="pt_PT"/>
         </w:rPr>
         <w:t xml:space="preserve">; </w:t>
       </w:r>
-      <w:hyperlink r:id="rId26">
-        <w:r>
-          <w:rPr>
-            <w:lang w:val="pt_PT" w:bidi="pt_PT"/>
-          </w:rPr>
-          <w:rPr>
-            <w:color w:val="0000EE"/>
-            <w:u w:val="single"/>
-          </w:rPr>
-          <w:t>19.35</w:t>
-        </w:r>
-      </w:hyperlink>
+      <w:r>
+        <w:rPr>
+          <w:lang w:val="pt_PT" w:bidi="pt_PT"/>
+        </w:rPr>
+        <w:t>19.35</w:t>
+      </w:r>
       <w:r>
         <w:rPr>
           <w:lang w:val="pt_PT" w:bidi="pt_PT"/>
         </w:rPr>
         <w:t>). O autor de 1 João afirma ter pessoalmente ouvido, visto e tocado o Verbo eterno feito carne (</w:t>
       </w:r>
-      <w:hyperlink r:id="rId24">
-        <w:r>
-          <w:rPr>
-            <w:lang w:val="pt_PT" w:bidi="pt_PT"/>
-          </w:rPr>
-          <w:rPr>
-            <w:color w:val="0000EE"/>
-            <w:u w:val="single"/>
-          </w:rPr>
-          <w:t>1Jo 1.1–4</w:t>
-        </w:r>
-      </w:hyperlink>
+      <w:r>
+        <w:rPr>
+          <w:lang w:val="pt_PT" w:bidi="pt_PT"/>
+        </w:rPr>
+        <w:t>1Jo 1.1–4</w:t>
+      </w:r>
       <w:r>
         <w:rPr>
           <w:lang w:val="pt_PT" w:bidi="pt_PT"/>
@@ -888,108 +798,72 @@
         </w:rPr>
         <w:t>A primeira carta de João naturalmente continua os temas e ensinamentos encontrados em seu evangelho. O Evangelho de João mostra que a missão de Jesus era revelar Deus Pai e trazer os crentes à união com o Pai e o Filho através do Espírito Santo. A primeira carta de João enfatiza como os cristãos experimentam Deus na vida diária, demonstrado por seus relacionamentos com os outros membros da comunidade da igreja. Devemos demonstrar nosso amor por Deus amando uns aos outros. Este mandamento veio diretamente de Jesus (</w:t>
       </w:r>
-      <w:hyperlink r:id="rId27">
-        <w:r>
-          <w:rPr>
-            <w:lang w:val="pt_PT" w:bidi="pt_PT"/>
-          </w:rPr>
-          <w:rPr>
-            <w:color w:val="0000EE"/>
-            <w:u w:val="single"/>
-          </w:rPr>
-          <w:t>Jo 13.34</w:t>
-        </w:r>
-      </w:hyperlink>
+      <w:r>
+        <w:rPr>
+          <w:lang w:val="pt_PT" w:bidi="pt_PT"/>
+        </w:rPr>
+        <w:t>Jo 13.34</w:t>
+      </w:r>
       <w:r>
         <w:rPr>
           <w:lang w:val="pt_PT" w:bidi="pt_PT"/>
         </w:rPr>
         <w:t xml:space="preserve">; </w:t>
       </w:r>
-      <w:hyperlink r:id="rId28">
-        <w:r>
-          <w:rPr>
-            <w:lang w:val="pt_PT" w:bidi="pt_PT"/>
-          </w:rPr>
-          <w:rPr>
-            <w:color w:val="0000EE"/>
-            <w:u w:val="single"/>
-          </w:rPr>
-          <w:t>15.17</w:t>
-        </w:r>
-      </w:hyperlink>
+      <w:r>
+        <w:rPr>
+          <w:lang w:val="pt_PT" w:bidi="pt_PT"/>
+        </w:rPr>
+        <w:t>15.17</w:t>
+      </w:r>
       <w:r>
         <w:rPr>
           <w:lang w:val="pt_PT" w:bidi="pt_PT"/>
         </w:rPr>
         <w:t>), e João o repete frequentemente (</w:t>
       </w:r>
-      <w:hyperlink r:id="rId29">
-        <w:r>
-          <w:rPr>
-            <w:lang w:val="pt_PT" w:bidi="pt_PT"/>
-          </w:rPr>
-          <w:rPr>
-            <w:color w:val="0000EE"/>
-            <w:u w:val="single"/>
-          </w:rPr>
-          <w:t>1Jo 2.7</w:t>
-        </w:r>
-      </w:hyperlink>
+      <w:r>
+        <w:rPr>
+          <w:lang w:val="pt_PT" w:bidi="pt_PT"/>
+        </w:rPr>
+        <w:t>1Jo 2.7</w:t>
+      </w:r>
       <w:r>
         <w:rPr>
           <w:lang w:val="pt_PT" w:bidi="pt_PT"/>
         </w:rPr>
         <w:t xml:space="preserve">; </w:t>
       </w:r>
-      <w:hyperlink r:id="rId30">
-        <w:r>
-          <w:rPr>
-            <w:lang w:val="pt_PT" w:bidi="pt_PT"/>
-          </w:rPr>
-          <w:rPr>
-            <w:color w:val="0000EE"/>
-            <w:u w:val="single"/>
-          </w:rPr>
-          <w:t>3.11</w:t>
-        </w:r>
-      </w:hyperlink>
+      <w:r>
+        <w:rPr>
+          <w:lang w:val="pt_PT" w:bidi="pt_PT"/>
+        </w:rPr>
+        <w:t>3.11</w:t>
+      </w:r>
       <w:r>
         <w:rPr>
           <w:lang w:val="pt_PT" w:bidi="pt_PT"/>
         </w:rPr>
         <w:t>,</w:t>
       </w:r>
-      <w:hyperlink r:id="rId31">
-        <w:r>
-          <w:rPr>
-            <w:lang w:val="pt_PT" w:bidi="pt_PT"/>
-          </w:rPr>
-          <w:rPr>
-            <w:color w:val="0000EE"/>
-            <w:u w:val="single"/>
-          </w:rPr>
-          <w:t>23</w:t>
-        </w:r>
-      </w:hyperlink>
+      <w:r>
+        <w:rPr>
+          <w:lang w:val="pt_PT" w:bidi="pt_PT"/>
+        </w:rPr>
+        <w:t>23</w:t>
+      </w:r>
       <w:r>
         <w:rPr>
           <w:lang w:val="pt_PT" w:bidi="pt_PT"/>
         </w:rPr>
         <w:t xml:space="preserve">; </w:t>
       </w:r>
-      <w:hyperlink r:id="rId32">
-        <w:r>
-          <w:rPr>
-            <w:lang w:val="pt_PT" w:bidi="pt_PT"/>
-          </w:rPr>
-          <w:rPr>
-            <w:color w:val="0000EE"/>
-            <w:u w:val="single"/>
-          </w:rPr>
-          <w:t>2Jo 1.5–6</w:t>
-        </w:r>
-      </w:hyperlink>
+      <w:r>
+        <w:rPr>
+          <w:lang w:val="pt_PT" w:bidi="pt_PT"/>
+        </w:rPr>
+        <w:t>2Jo 1.5–6</w:t>
+      </w:r>
       <w:r>
         <w:rPr>
           <w:lang w:val="pt_PT" w:bidi="pt_PT"/>
